--- a/tests/core/fixtures/contents.docx
+++ b/tests/core/fixtures/contents.docx
@@ -176,6 +176,63 @@
         <w:t xml:space="preserve">1234.50</w:t>
       </w:r>
     </w:p>
+    <w:p>
+      <w:pPr>
+        <w:pStyle w:val="Heading1"/>
+        <w:pageBreakBefore/>
+      </w:pPr>
+      <w:bookmarkStart w:id="10" w:name="_Toc1"/>
+      <w:r>
+        <w:t xml:space="preserve">01 Executive summary</w:t>
+      </w:r>
+      <w:bookmarkEnd w:id="10"/>
+    </w:p>
+    <w:p>
+      <w:pPr>
+        <w:pStyle w:val="Heading2"/>
+      </w:pPr>
+      <w:bookmarkStart w:id="20" w:name="_Toc2"/>
+      <w:r>
+        <w:t xml:space="preserve">1.1 Purpose of this plan</w:t>
+      </w:r>
+      <w:bookmarkEnd w:id="20"/>
+    </w:p>
+    <w:p>
+      <w:pPr>
+        <w:pStyle w:val="Heading1"/>
+      </w:pPr>
+      <w:bookmarkStart w:id="10" w:name="_GoBack"/>
+      <w:bookmarkStart w:id="11" w:name="_Toc3"/>
+      <w:bookmarkStart w:id="12" w:name="_Ref9"/>
+      <w:r>
+        <w:t xml:space="preserve">02 Scope</w:t>
+      </w:r>
+      <w:bookmarkEnd w:id="10"/>
+      <w:bookmarkEnd w:id="11"/>
+      <w:bookmarkEnd w:id="12"/>
+    </w:p>
+    <w:tbl>
+      <w:tblPr>
+        <w:tblW w:w="0" w:type="auto"/>
+      </w:tblPr>
+      <w:tblGrid>
+        <w:gridCol w:w="9016"/>
+      </w:tblGrid>
+      <w:tr>
+        <w:tc>
+          <w:tcPr>
+            <w:tcW w:w="9016" w:type="dxa"/>
+          </w:tcPr>
+          <w:p>
+            <w:bookmarkStart w:id="40" w:name="_Toc4"/>
+            <w:r>
+              <w:t xml:space="preserve">03 Roles</w:t>
+            </w:r>
+            <w:bookmarkEnd w:id="40"/>
+          </w:p>
+        </w:tc>
+      </w:tr>
+    </w:tbl>
     <w:sectPr>
       <w:pgSz w:w="11906" w:h="16838"/>
       <w:pgMar w:top="1440" w:right="1440" w:bottom="1440" w:left="1440" w:header="708" w:footer="708" w:gutter="0"/>
@@ -227,6 +284,32 @@
       <w:ind w:left="220"/>
     </w:pPr>
   </w:style>
+  <w:style w:type="paragraph" w:styleId="Heading1">
+    <w:name w:val="heading 1"/>
+    <w:basedOn w:val="Normal"/>
+    <w:pPr>
+      <w:keepNext/>
+      <w:spacing w:before="240" w:after="0"/>
+      <w:outlineLvl w:val="0"/>
+    </w:pPr>
+    <w:rPr>
+      <w:b/>
+      <w:sz w:val="32"/>
+    </w:rPr>
+  </w:style>
+  <w:style w:type="paragraph" w:styleId="Heading2">
+    <w:name w:val="heading 2"/>
+    <w:basedOn w:val="Normal"/>
+    <w:pPr>
+      <w:keepNext/>
+      <w:spacing w:before="40" w:after="0"/>
+      <w:outlineLvl w:val="1"/>
+    </w:pPr>
+    <w:rPr>
+      <w:b/>
+      <w:sz w:val="26"/>
+    </w:rPr>
+  </w:style>
   <w:style w:type="character" w:styleId="Hyperlink">
     <w:name w:val="Hyperlink"/>
     <w:rPr>
